--- a/КПП/Том СКУД КПП/Акт о смонтированном оборудовании СКУД КПП.docx
+++ b/КПП/Том СКУД КПП/Акт о смонтированном оборудовании СКУД КПП.docx
@@ -1937,6 +1937,155 @@
                 <w:i w:val="0"/>
                 <w:sz w:val="16"/>
               </w:rPr>
+              <w:t>Кнопка аварийного открытия (разблокировки) двери</w:t>
+            </w:r>
+          </w:p>
+        </w:tc>
+        <w:tc>
+          <w:tcPr>
+            <w:tcW w:type="dxa" w:w="1928"/>
+          </w:tcPr>
+          <w:p>
+            <w:pPr>
+              <w:spacing w:after="0"/>
+              <w:jc w:val="left"/>
+            </w:pPr>
+            <w:r/>
+            <w:r>
+              <w:rPr>
+                <w:rFonts w:ascii="Times New Roman" w:hAnsi="Times New Roman" w:eastAsia="Times New Roman"/>
+                <w:b w:val="0"/>
+                <w:i w:val="0"/>
+                <w:sz w:val="16"/>
+              </w:rPr>
+              <w:t>ST-ER115</w:t>
+            </w:r>
+          </w:p>
+        </w:tc>
+        <w:tc>
+          <w:tcPr>
+            <w:tcW w:type="dxa" w:w="1134"/>
+          </w:tcPr>
+          <w:p>
+            <w:pPr>
+              <w:spacing w:after="0"/>
+              <w:jc w:val="left"/>
+            </w:pPr>
+            <w:r/>
+            <w:r>
+              <w:rPr>
+                <w:rFonts w:ascii="Times New Roman" w:hAnsi="Times New Roman" w:eastAsia="Times New Roman"/>
+                <w:b w:val="0"/>
+                <w:i w:val="0"/>
+                <w:sz w:val="16"/>
+              </w:rPr>
+              <w:t>—</w:t>
+            </w:r>
+          </w:p>
+        </w:tc>
+        <w:tc>
+          <w:tcPr>
+            <w:tcW w:type="dxa" w:w="1020"/>
+          </w:tcPr>
+          <w:p>
+            <w:pPr>
+              <w:spacing w:after="0"/>
+              <w:jc w:val="center"/>
+            </w:pPr>
+            <w:r/>
+            <w:r>
+              <w:rPr>
+                <w:rFonts w:ascii="Times New Roman" w:hAnsi="Times New Roman" w:eastAsia="Times New Roman"/>
+                <w:b w:val="0"/>
+                <w:i w:val="0"/>
+                <w:sz w:val="16"/>
+              </w:rPr>
+              <w:t>EDU</w:t>
+            </w:r>
+          </w:p>
+        </w:tc>
+        <w:tc>
+          <w:tcPr>
+            <w:tcW w:type="dxa" w:w="737"/>
+          </w:tcPr>
+          <w:p>
+            <w:pPr>
+              <w:spacing w:after="0"/>
+              <w:jc w:val="center"/>
+            </w:pPr>
+            <w:r/>
+            <w:r>
+              <w:rPr>
+                <w:rFonts w:ascii="Times New Roman" w:hAnsi="Times New Roman" w:eastAsia="Times New Roman"/>
+                <w:b w:val="0"/>
+                <w:i w:val="0"/>
+                <w:sz w:val="16"/>
+              </w:rPr>
+              <w:t>3</w:t>
+            </w:r>
+          </w:p>
+        </w:tc>
+        <w:tc>
+          <w:tcPr>
+            <w:tcW w:type="dxa" w:w="1134"/>
+          </w:tcPr>
+          <w:p>
+            <w:pPr>
+              <w:spacing w:after="0"/>
+              <w:jc w:val="left"/>
+            </w:pPr>
+            <w:r/>
+            <w:r>
+              <w:rPr>
+                <w:rFonts w:ascii="Times New Roman" w:hAnsi="Times New Roman" w:eastAsia="Times New Roman"/>
+                <w:b w:val="0"/>
+                <w:i w:val="0"/>
+                <w:sz w:val="16"/>
+              </w:rPr>
+              <w:t>спецификация 16/1/26-СКУД-ИД-КПП.СО, поз. 9 (установлены по факту)</w:t>
+            </w:r>
+          </w:p>
+        </w:tc>
+      </w:tr>
+      <w:tr>
+        <w:tc>
+          <w:tcPr>
+            <w:tcW w:type="dxa" w:w="454"/>
+          </w:tcPr>
+          <w:p>
+            <w:pPr>
+              <w:spacing w:after="0"/>
+              <w:jc w:val="center"/>
+            </w:pPr>
+            <w:r/>
+            <w:r>
+              <w:rPr>
+                <w:rFonts w:ascii="Times New Roman" w:hAnsi="Times New Roman" w:eastAsia="Times New Roman"/>
+                <w:b w:val="0"/>
+                <w:i w:val="0"/>
+                <w:sz w:val="16"/>
+              </w:rPr>
+              <w:t>9</w:t>
+            </w:r>
+          </w:p>
+        </w:tc>
+        <w:tc>
+          <w:tcPr>
+            <w:tcW w:type="dxa" w:w="3515"/>
+          </w:tcPr>
+          <w:p>
+            <w:pPr>
+              <w:spacing w:after="0"/>
+              <w:jc w:val="left"/>
+            </w:pPr>
+            <w:r/>
+            <w:r>
+              <w:rPr>
+                <w:rFonts w:ascii="Times New Roman" w:hAnsi="Times New Roman" w:eastAsia="Times New Roman"/>
+                <w:b w:val="0"/>
+                <w:i w:val="0"/>
+                <w:sz w:val="16"/>
+              </w:rPr>
               <w:t>Контроллер доступа</w:t>
             </w:r>
           </w:p>
@@ -2065,7 +2214,7 @@
                 <w:i w:val="0"/>
                 <w:sz w:val="16"/>
               </w:rPr>
-              <w:t>9</w:t>
+              <w:t>10</w:t>
             </w:r>
           </w:p>
         </w:tc>
@@ -2214,7 +2363,7 @@
                 <w:i w:val="0"/>
                 <w:sz w:val="16"/>
               </w:rPr>
-              <w:t>10</w:t>
+              <w:t>11</w:t>
             </w:r>
           </w:p>
         </w:tc>
@@ -2363,7 +2512,7 @@
                 <w:i w:val="0"/>
                 <w:sz w:val="16"/>
               </w:rPr>
-              <w:t>11</w:t>
+              <w:t>12</w:t>
             </w:r>
           </w:p>
         </w:tc>
@@ -2512,7 +2661,7 @@
                 <w:i w:val="0"/>
                 <w:sz w:val="16"/>
               </w:rPr>
-              <w:t>12</w:t>
+              <w:t>13</w:t>
             </w:r>
           </w:p>
         </w:tc>
@@ -2661,7 +2810,7 @@
                 <w:i w:val="0"/>
                 <w:sz w:val="16"/>
               </w:rPr>
-              <w:t>13</w:t>
+              <w:t>14</w:t>
             </w:r>
           </w:p>
         </w:tc>
@@ -2810,7 +2959,7 @@
                 <w:i w:val="0"/>
                 <w:sz w:val="16"/>
               </w:rPr>
-              <w:t>14</w:t>
+              <w:t>15</w:t>
             </w:r>
           </w:p>
         </w:tc>
@@ -2959,7 +3108,7 @@
                 <w:i w:val="0"/>
                 <w:sz w:val="16"/>
               </w:rPr>
-              <w:t>15</w:t>
+              <w:t>16</w:t>
             </w:r>
           </w:p>
         </w:tc>
@@ -3108,7 +3257,7 @@
                 <w:i w:val="0"/>
                 <w:sz w:val="16"/>
               </w:rPr>
-              <w:t>16</w:t>
+              <w:t>17</w:t>
             </w:r>
           </w:p>
         </w:tc>
@@ -3257,7 +3406,7 @@
                 <w:i w:val="0"/>
                 <w:sz w:val="16"/>
               </w:rPr>
-              <w:t>17</w:t>
+              <w:t>18</w:t>
             </w:r>
           </w:p>
         </w:tc>
@@ -3406,7 +3555,7 @@
                 <w:i w:val="0"/>
                 <w:sz w:val="16"/>
               </w:rPr>
-              <w:t>18</w:t>
+              <w:t>19</w:t>
             </w:r>
           </w:p>
         </w:tc>
@@ -3600,7 +3749,7 @@
                 <w:i w:val="0"/>
                 <w:sz w:val="16"/>
               </w:rPr>
-              <w:t>51</w:t>
+              <w:t>54</w:t>
             </w:r>
           </w:p>
         </w:tc>

--- a/КПП/Том СКУД КПП/Акт о смонтированном оборудовании СКУД КПП.docx
+++ b/КПП/Том СКУД КПП/Акт о смонтированном оборудовании СКУД КПП.docx
@@ -1490,7 +1490,7 @@
                 <w:i w:val="0"/>
                 <w:sz w:val="16"/>
               </w:rPr>
-              <w:t>Доводчик дверной</w:t>
+              <w:t>Кнопка выхода сенсорная накладная</w:t>
             </w:r>
           </w:p>
         </w:tc>
@@ -1511,7 +1511,7 @@
                 <w:i w:val="0"/>
                 <w:sz w:val="16"/>
               </w:rPr>
-              <w:t>—</w:t>
+              <w:t>ST-EX020LSM-BK</w:t>
             </w:r>
           </w:p>
         </w:tc>
@@ -1553,7 +1553,7 @@
                 <w:i w:val="0"/>
                 <w:sz w:val="16"/>
               </w:rPr>
-              <w:t>—</w:t>
+              <w:t>BGM</w:t>
             </w:r>
           </w:p>
         </w:tc>
@@ -1574,7 +1574,7 @@
                 <w:i w:val="0"/>
                 <w:sz w:val="16"/>
               </w:rPr>
-              <w:t>7</w:t>
+              <w:t>2</w:t>
             </w:r>
           </w:p>
         </w:tc>
@@ -1595,7 +1595,7 @@
                 <w:i w:val="0"/>
                 <w:sz w:val="16"/>
               </w:rPr>
-              <w:t>УГО, план (7 дверей)</w:t>
+              <w:t>спецификация 16/1/26-СКУД-ИД-КПП.СО; установлено по факту</w:t>
             </w:r>
           </w:p>
         </w:tc>
@@ -1639,7 +1639,7 @@
                 <w:i w:val="0"/>
                 <w:sz w:val="16"/>
               </w:rPr>
-              <w:t>Кнопка выхода</w:t>
+              <w:t>Кнопка выхода металлическая накладная</w:t>
             </w:r>
           </w:p>
         </w:tc>
@@ -1660,7 +1660,7 @@
                 <w:i w:val="0"/>
                 <w:sz w:val="16"/>
               </w:rPr>
-              <w:t>ST-EX020LSM-BK / ST-EX241L</w:t>
+              <w:t>ST-EX241L</w:t>
             </w:r>
           </w:p>
         </w:tc>
@@ -1744,7 +1744,7 @@
                 <w:i w:val="0"/>
                 <w:sz w:val="16"/>
               </w:rPr>
-              <w:t>план (BGM20.1, 20.2, 21.1, 22.1)</w:t>
+              <w:t>спецификация 16/1/26-СКУД-ИД-КПП.СО; установлено по факту</w:t>
             </w:r>
           </w:p>
         </w:tc>
@@ -3749,7 +3749,7 @@
                 <w:i w:val="0"/>
                 <w:sz w:val="16"/>
               </w:rPr>
-              <w:t>54</w:t>
+              <w:t>49</w:t>
             </w:r>
           </w:p>
         </w:tc>

--- a/КПП/Том СКУД КПП/Акт о смонтированном оборудовании СКУД КПП.docx
+++ b/КПП/Том СКУД КПП/Акт о смонтированном оборудовании СКУД КПП.docx
@@ -936,7 +936,7 @@
                 <w:i w:val="0"/>
                 <w:sz w:val="16"/>
               </w:rPr>
-              <w:t>—</w:t>
+              <w:t>Болид</w:t>
             </w:r>
           </w:p>
         </w:tc>
@@ -1085,7 +1085,7 @@
                 <w:i w:val="0"/>
                 <w:sz w:val="16"/>
               </w:rPr>
-              <w:t>—</w:t>
+              <w:t>НПФ «Витек»</w:t>
             </w:r>
           </w:p>
         </w:tc>
@@ -1234,7 +1234,7 @@
                 <w:i w:val="0"/>
                 <w:sz w:val="16"/>
               </w:rPr>
-              <w:t>—</w:t>
+              <w:t>ALer (ООО «ЭКСКОН»)</w:t>
             </w:r>
           </w:p>
         </w:tc>
@@ -1383,7 +1383,7 @@
                 <w:i w:val="0"/>
                 <w:sz w:val="16"/>
               </w:rPr>
-              <w:t>—</w:t>
+              <w:t>«Магнито-Контакт»</w:t>
             </w:r>
           </w:p>
         </w:tc>
@@ -1532,7 +1532,7 @@
                 <w:i w:val="0"/>
                 <w:sz w:val="16"/>
               </w:rPr>
-              <w:t>—</w:t>
+              <w:t>Smartec</w:t>
             </w:r>
           </w:p>
         </w:tc>
@@ -1681,7 +1681,7 @@
                 <w:i w:val="0"/>
                 <w:sz w:val="16"/>
               </w:rPr>
-              <w:t>—</w:t>
+              <w:t>Smartec</w:t>
             </w:r>
           </w:p>
         </w:tc>
@@ -1979,7 +1979,7 @@
                 <w:i w:val="0"/>
                 <w:sz w:val="16"/>
               </w:rPr>
-              <w:t>—</w:t>
+              <w:t>Smartec</w:t>
             </w:r>
           </w:p>
         </w:tc>
@@ -2575,7 +2575,7 @@
                 <w:i w:val="0"/>
                 <w:sz w:val="16"/>
               </w:rPr>
-              <w:t>—</w:t>
+              <w:t>HiWatch</w:t>
             </w:r>
           </w:p>
         </w:tc>
@@ -2724,7 +2724,7 @@
                 <w:i w:val="0"/>
                 <w:sz w:val="16"/>
               </w:rPr>
-              <w:t>—</w:t>
+              <w:t>HiWatch</w:t>
             </w:r>
           </w:p>
         </w:tc>
@@ -2873,7 +2873,7 @@
                 <w:i w:val="0"/>
                 <w:sz w:val="16"/>
               </w:rPr>
-              <w:t>—</w:t>
+              <w:t>CHUWI / Acer / DEXP / Defender</w:t>
             </w:r>
           </w:p>
         </w:tc>

--- a/КПП/Том СКУД КПП/Акт о смонтированном оборудовании СКУД КПП.docx
+++ b/КПП/Том СКУД КПП/Акт о смонтированном оборудовании СКУД КПП.docx
@@ -188,7 +188,7 @@
                 <w:i w:val="0"/>
                 <w:sz w:val="22"/>
               </w:rPr>
-              <w:t>«26» октября 2026 г.</w:t>
+              <w:t>«24» октября 2026 г.</w:t>
             </w:r>
           </w:p>
         </w:tc>
